--- a/REPORT.docx
+++ b/REPORT.docx
@@ -58,7 +58,7 @@
     </w:p>
     <w:p>
       <w:r>
-        <w:t xml:space="preserve">Ссылка на репозиторий GitHub: https://github.com/________________________</w:t>
+        <w:t xml:space="preserve">Ссылка на репозиторий GitHub: https://github.com/ilyaplusrep/pr5-presnukhin-i</w:t>
       </w:r>
     </w:p>
     <w:p>
@@ -1447,7 +1447,7 @@
         <w:jc w:val="both"/>
       </w:pPr>
       <w:r>
-        <w:t xml:space="preserve">Публичная ссылка на GitHub: https://github.com/________________________</w:t>
+        <w:t xml:space="preserve">Публичная ссылка на GitHub: https://github.com/ilyaplusrep/pr5-presnukhin-i</w:t>
       </w:r>
     </w:p>
     <w:sectPr>
